--- a/technical_protection_of_information/практики/1/2026/Документы/31. Приложение 8 к заявлению — Опись прилагаемых документов.docx
+++ b/technical_protection_of_information/практики/1/2026/Документы/31. Приложение 8 к заявлению — Опись прилагаемых документов.docx
@@ -74,6 +74,7 @@
         </w:tblPrEx>
         <w:trPr>
           <w:tblHeader/>
+          <w:tblHeader/>
         </w:trPr>
         <w:tc>
           <w:tcPr>
@@ -169,6 +170,7 @@
         </w:tblPrEx>
         <w:trPr>
           <w:tblHeader/>
+          <w:tblHeader/>
         </w:trPr>
         <w:tc>
           <w:tcPr>
@@ -265,6 +267,7 @@
         <w:trPr>
           <w:trHeight w:val="482"/>
           <w:cantSplit/>
+          <w:cantSplit/>
         </w:trPr>
         <w:tc>
           <w:tcPr>
@@ -272,13 +275,7 @@
           </w:tcPr>
           <w:p>
             <w:pPr>
-              <w:keepLines/>
-              <w:widowControl/>
-              <w:jc w:val="center"/>
-              <w:rPr>
-                <w:sz w:val="22"/>
-                <w:szCs w:val="22"/>
-              </w:rPr>
+              <w:spacing w:after="0" w:line="240" w:lineRule="auto"/>
             </w:pPr>
             <w:r>
               <w:rPr>
@@ -295,19 +292,14 @@
           </w:tcPr>
           <w:p>
             <w:pPr>
-              <w:keepLines/>
-              <w:widowControl/>
-              <w:rPr>
-                <w:sz w:val="22"/>
-                <w:szCs w:val="22"/>
-              </w:rPr>
-            </w:pPr>
-            <w:r>
-              <w:rPr>
-                <w:rFonts w:ascii="Times New Roman" w:hAnsi="Times New Roman"/>
-                <w:sz w:val="22"/>
-              </w:rPr>
-              <w:t>Приложение N 1 — сведения о персонале (с копиями дипломов, приказов, сведений о трудовой деятельности)</w:t>
+              <w:spacing w:after="0" w:line="240" w:lineRule="auto"/>
+            </w:pPr>
+            <w:r>
+              <w:rPr>
+                <w:rFonts w:ascii="Times New Roman" w:hAnsi="Times New Roman"/>
+                <w:sz w:val="22"/>
+              </w:rPr>
+              <w:t>Приложение 1 к заявлению — Сведения о персонале</w:t>
             </w:r>
           </w:p>
         </w:tc>
@@ -317,19 +309,14 @@
           </w:tcPr>
           <w:p>
             <w:pPr>
-              <w:keepLines/>
-              <w:widowControl/>
-              <w:jc w:val="center"/>
-              <w:rPr>
-                <w:sz w:val="22"/>
-                <w:szCs w:val="22"/>
-              </w:rPr>
-            </w:pPr>
-            <w:r>
-              <w:rPr>
-                <w:rFonts w:ascii="Times New Roman" w:hAnsi="Times New Roman"/>
-                <w:sz w:val="22"/>
-              </w:rPr>
+              <w:spacing w:after="0" w:line="240" w:lineRule="auto"/>
+            </w:pPr>
+            <w:r>
+              <w:rPr>
+                <w:rFonts w:ascii="Times New Roman" w:hAnsi="Times New Roman"/>
+                <w:sz w:val="22"/>
+              </w:rPr>
+              <w:t>2</w:t>
             </w:r>
           </w:p>
         </w:tc>
@@ -339,19 +326,14 @@
           </w:tcPr>
           <w:p>
             <w:pPr>
-              <w:keepLines/>
-              <w:widowControl/>
-              <w:rPr>
-                <w:sz w:val="22"/>
-                <w:szCs w:val="22"/>
-              </w:rPr>
-            </w:pPr>
-            <w:r>
-              <w:rPr>
-                <w:rFonts w:ascii="Times New Roman" w:hAnsi="Times New Roman"/>
-                <w:sz w:val="22"/>
-              </w:rPr>
-              <w:t>Форма — 2 л.</w:t>
+              <w:spacing w:after="0" w:line="240" w:lineRule="auto"/>
+            </w:pPr>
+            <w:r>
+              <w:rPr>
+                <w:rFonts w:ascii="Times New Roman" w:hAnsi="Times New Roman"/>
+                <w:sz w:val="22"/>
+              </w:rPr>
+              <w:t>Файл № 24</w:t>
             </w:r>
           </w:p>
         </w:tc>
@@ -366,6 +348,7 @@
         <w:trPr>
           <w:trHeight w:val="482"/>
           <w:cantSplit/>
+          <w:cantSplit/>
         </w:trPr>
         <w:tc>
           <w:tcPr>
@@ -373,13 +356,7 @@
           </w:tcPr>
           <w:p>
             <w:pPr>
-              <w:keepLines/>
-              <w:widowControl/>
-              <w:jc w:val="center"/>
-              <w:rPr>
-                <w:sz w:val="22"/>
-                <w:szCs w:val="22"/>
-              </w:rPr>
+              <w:spacing w:after="0" w:line="240" w:lineRule="auto"/>
             </w:pPr>
             <w:r>
               <w:rPr>
@@ -396,19 +373,14 @@
           </w:tcPr>
           <w:p>
             <w:pPr>
-              <w:keepLines/>
-              <w:widowControl/>
-              <w:rPr>
-                <w:sz w:val="22"/>
-                <w:szCs w:val="22"/>
-              </w:rPr>
-            </w:pPr>
-            <w:r>
-              <w:rPr>
-                <w:rFonts w:ascii="Times New Roman" w:hAnsi="Times New Roman"/>
-                <w:sz w:val="22"/>
-              </w:rPr>
-              <w:t>Приложение N 2 — сведения о защищаемых помещениях (с копией техпаспорта)</w:t>
+              <w:spacing w:after="0" w:line="240" w:lineRule="auto"/>
+            </w:pPr>
+            <w:r>
+              <w:rPr>
+                <w:rFonts w:ascii="Times New Roman" w:hAnsi="Times New Roman"/>
+                <w:sz w:val="22"/>
+              </w:rPr>
+              <w:t>Приложение 2 к заявлению — Защищаемые помещения</w:t>
             </w:r>
           </w:p>
         </w:tc>
@@ -418,19 +390,14 @@
           </w:tcPr>
           <w:p>
             <w:pPr>
-              <w:keepLines/>
-              <w:widowControl/>
-              <w:jc w:val="center"/>
-              <w:rPr>
-                <w:sz w:val="22"/>
-                <w:szCs w:val="22"/>
-              </w:rPr>
-            </w:pPr>
-            <w:r>
-              <w:rPr>
-                <w:rFonts w:ascii="Times New Roman" w:hAnsi="Times New Roman"/>
-                <w:sz w:val="22"/>
-              </w:rPr>
+              <w:spacing w:after="0" w:line="240" w:lineRule="auto"/>
+            </w:pPr>
+            <w:r>
+              <w:rPr>
+                <w:rFonts w:ascii="Times New Roman" w:hAnsi="Times New Roman"/>
+                <w:sz w:val="22"/>
+              </w:rPr>
+              <w:t>2</w:t>
             </w:r>
           </w:p>
         </w:tc>
@@ -440,19 +407,14 @@
           </w:tcPr>
           <w:p>
             <w:pPr>
-              <w:keepLines/>
-              <w:widowControl/>
-              <w:rPr>
-                <w:sz w:val="22"/>
-                <w:szCs w:val="22"/>
-              </w:rPr>
-            </w:pPr>
-            <w:r>
-              <w:rPr>
-                <w:rFonts w:ascii="Times New Roman" w:hAnsi="Times New Roman"/>
-                <w:sz w:val="22"/>
-              </w:rPr>
-              <w:t>Форма — 2 л.</w:t>
+              <w:spacing w:after="0" w:line="240" w:lineRule="auto"/>
+            </w:pPr>
+            <w:r>
+              <w:rPr>
+                <w:rFonts w:ascii="Times New Roman" w:hAnsi="Times New Roman"/>
+                <w:sz w:val="22"/>
+              </w:rPr>
+              <w:t>Файл № 25</w:t>
             </w:r>
           </w:p>
         </w:tc>
@@ -467,6 +429,7 @@
         <w:trPr>
           <w:trHeight w:val="482"/>
           <w:cantSplit/>
+          <w:cantSplit/>
         </w:trPr>
         <w:tc>
           <w:tcPr>
@@ -474,13 +437,7 @@
           </w:tcPr>
           <w:p>
             <w:pPr>
-              <w:keepLines/>
-              <w:widowControl/>
-              <w:jc w:val="center"/>
-              <w:rPr>
-                <w:sz w:val="22"/>
-                <w:szCs w:val="22"/>
-              </w:rPr>
+              <w:spacing w:after="0" w:line="240" w:lineRule="auto"/>
             </w:pPr>
             <w:r>
               <w:rPr>
@@ -497,19 +454,14 @@
           </w:tcPr>
           <w:p>
             <w:pPr>
-              <w:keepLines/>
-              <w:widowControl/>
-              <w:rPr>
-                <w:sz w:val="22"/>
-                <w:szCs w:val="22"/>
-              </w:rPr>
-            </w:pPr>
-            <w:r>
-              <w:rPr>
-                <w:rFonts w:ascii="Times New Roman" w:hAnsi="Times New Roman"/>
-                <w:sz w:val="22"/>
-              </w:rPr>
-              <w:t>Приложение N 3 — сведения об аттестованных АС (с актом классификации)</w:t>
+              <w:spacing w:after="0" w:line="240" w:lineRule="auto"/>
+            </w:pPr>
+            <w:r>
+              <w:rPr>
+                <w:rFonts w:ascii="Times New Roman" w:hAnsi="Times New Roman"/>
+                <w:sz w:val="22"/>
+              </w:rPr>
+              <w:t>Приложение 3 к заявлению — Аттестованные АС</w:t>
             </w:r>
           </w:p>
         </w:tc>
@@ -519,19 +471,14 @@
           </w:tcPr>
           <w:p>
             <w:pPr>
-              <w:keepLines/>
-              <w:widowControl/>
-              <w:jc w:val="center"/>
-              <w:rPr>
-                <w:sz w:val="22"/>
-                <w:szCs w:val="22"/>
-              </w:rPr>
-            </w:pPr>
-            <w:r>
-              <w:rPr>
-                <w:rFonts w:ascii="Times New Roman" w:hAnsi="Times New Roman"/>
-                <w:sz w:val="22"/>
-              </w:rPr>
+              <w:spacing w:after="0" w:line="240" w:lineRule="auto"/>
+            </w:pPr>
+            <w:r>
+              <w:rPr>
+                <w:rFonts w:ascii="Times New Roman" w:hAnsi="Times New Roman"/>
+                <w:sz w:val="22"/>
+              </w:rPr>
+              <w:t>6</w:t>
             </w:r>
           </w:p>
         </w:tc>
@@ -541,19 +488,14 @@
           </w:tcPr>
           <w:p>
             <w:pPr>
-              <w:keepLines/>
-              <w:widowControl/>
-              <w:rPr>
-                <w:sz w:val="22"/>
-                <w:szCs w:val="22"/>
-              </w:rPr>
-            </w:pPr>
-            <w:r>
-              <w:rPr>
-                <w:rFonts w:ascii="Times New Roman" w:hAnsi="Times New Roman"/>
-                <w:sz w:val="22"/>
-              </w:rPr>
-              <w:t>Форма — 5 л.</w:t>
+              <w:spacing w:after="0" w:line="240" w:lineRule="auto"/>
+            </w:pPr>
+            <w:r>
+              <w:rPr>
+                <w:rFonts w:ascii="Times New Roman" w:hAnsi="Times New Roman"/>
+                <w:sz w:val="22"/>
+              </w:rPr>
+              <w:t>Файл № 26</w:t>
             </w:r>
           </w:p>
         </w:tc>
@@ -568,6 +510,7 @@
         <w:trPr>
           <w:trHeight w:val="482"/>
           <w:cantSplit/>
+          <w:cantSplit/>
         </w:trPr>
         <w:tc>
           <w:tcPr>
@@ -575,13 +518,7 @@
           </w:tcPr>
           <w:p>
             <w:pPr>
-              <w:keepLines/>
-              <w:widowControl/>
-              <w:jc w:val="center"/>
-              <w:rPr>
-                <w:sz w:val="22"/>
-                <w:szCs w:val="22"/>
-              </w:rPr>
+              <w:spacing w:after="0" w:line="240" w:lineRule="auto"/>
             </w:pPr>
             <w:r>
               <w:rPr>
@@ -598,19 +535,14 @@
           </w:tcPr>
           <w:p>
             <w:pPr>
-              <w:keepLines/>
-              <w:widowControl/>
-              <w:rPr>
-                <w:sz w:val="22"/>
-                <w:szCs w:val="22"/>
-              </w:rPr>
-            </w:pPr>
-            <w:r>
-              <w:rPr>
-                <w:rFonts w:ascii="Times New Roman" w:hAnsi="Times New Roman"/>
-                <w:sz w:val="22"/>
-              </w:rPr>
-              <w:t>Приложение N 4 — описание технологического процесса</w:t>
+              <w:spacing w:after="0" w:line="240" w:lineRule="auto"/>
+            </w:pPr>
+            <w:r>
+              <w:rPr>
+                <w:rFonts w:ascii="Times New Roman" w:hAnsi="Times New Roman"/>
+                <w:sz w:val="22"/>
+              </w:rPr>
+              <w:t>Приложение 4 к заявлению — Описание техпроцесса</w:t>
             </w:r>
           </w:p>
         </w:tc>
@@ -620,20 +552,14 @@
           </w:tcPr>
           <w:p>
             <w:pPr>
-              <w:keepLines/>
-              <w:widowControl/>
-              <w:jc w:val="center"/>
-              <w:rPr>
-                <w:sz w:val="22"/>
-                <w:szCs w:val="22"/>
-              </w:rPr>
-            </w:pPr>
-            <w:r>
-              <w:rPr>
-                <w:rFonts w:ascii="Times New Roman" w:hAnsi="Times New Roman"/>
-                <w:sz w:val="22"/>
-              </w:rPr>
-              <w:t>2</w:t>
+              <w:spacing w:after="0" w:line="240" w:lineRule="auto"/>
+            </w:pPr>
+            <w:r>
+              <w:rPr>
+                <w:rFonts w:ascii="Times New Roman" w:hAnsi="Times New Roman"/>
+                <w:sz w:val="22"/>
+              </w:rPr>
+              <w:t>3</w:t>
             </w:r>
           </w:p>
         </w:tc>
@@ -643,18 +569,14 @@
           </w:tcPr>
           <w:p>
             <w:pPr>
-              <w:keepLines/>
-              <w:widowControl/>
-              <w:rPr>
-                <w:sz w:val="22"/>
-                <w:szCs w:val="22"/>
-              </w:rPr>
-            </w:pPr>
-            <w:r>
-              <w:rPr>
-                <w:rFonts w:ascii="Times New Roman" w:hAnsi="Times New Roman"/>
-                <w:sz w:val="22"/>
-              </w:rPr>
+              <w:spacing w:after="0" w:line="240" w:lineRule="auto"/>
+            </w:pPr>
+            <w:r>
+              <w:rPr>
+                <w:rFonts w:ascii="Times New Roman" w:hAnsi="Times New Roman"/>
+                <w:sz w:val="22"/>
+              </w:rPr>
+              <w:t>Файл № 27</w:t>
             </w:r>
           </w:p>
         </w:tc>
@@ -669,6 +591,7 @@
         <w:trPr>
           <w:trHeight w:val="482"/>
           <w:cantSplit/>
+          <w:cantSplit/>
         </w:trPr>
         <w:tc>
           <w:tcPr>
@@ -676,13 +599,7 @@
           </w:tcPr>
           <w:p>
             <w:pPr>
-              <w:keepLines/>
-              <w:widowControl/>
-              <w:jc w:val="center"/>
-              <w:rPr>
-                <w:sz w:val="22"/>
-                <w:szCs w:val="22"/>
-              </w:rPr>
+              <w:spacing w:after="0" w:line="240" w:lineRule="auto"/>
             </w:pPr>
             <w:r>
               <w:rPr>
@@ -699,19 +616,14 @@
           </w:tcPr>
           <w:p>
             <w:pPr>
-              <w:keepLines/>
-              <w:widowControl/>
-              <w:rPr>
-                <w:sz w:val="22"/>
-                <w:szCs w:val="22"/>
-              </w:rPr>
-            </w:pPr>
-            <w:r>
-              <w:rPr>
-                <w:rFonts w:ascii="Times New Roman" w:hAnsi="Times New Roman"/>
-                <w:sz w:val="22"/>
-              </w:rPr>
-              <w:t>Приложение N 5 — перечень защищаемых ресурсов</w:t>
+              <w:spacing w:after="0" w:line="240" w:lineRule="auto"/>
+            </w:pPr>
+            <w:r>
+              <w:rPr>
+                <w:rFonts w:ascii="Times New Roman" w:hAnsi="Times New Roman"/>
+                <w:sz w:val="22"/>
+              </w:rPr>
+              <w:t>Приложение 5 к заявлению — Перечень защищаемых ресурсов</w:t>
             </w:r>
           </w:p>
         </w:tc>
@@ -721,13 +633,7 @@
           </w:tcPr>
           <w:p>
             <w:pPr>
-              <w:keepLines/>
-              <w:widowControl/>
-              <w:jc w:val="center"/>
-              <w:rPr>
-                <w:sz w:val="22"/>
-                <w:szCs w:val="22"/>
-              </w:rPr>
+              <w:spacing w:after="0" w:line="240" w:lineRule="auto"/>
             </w:pPr>
             <w:r>
               <w:rPr>
@@ -744,18 +650,14 @@
           </w:tcPr>
           <w:p>
             <w:pPr>
-              <w:keepLines/>
-              <w:widowControl/>
-              <w:rPr>
-                <w:sz w:val="22"/>
-                <w:szCs w:val="22"/>
-              </w:rPr>
-            </w:pPr>
-            <w:r>
-              <w:rPr>
-                <w:rFonts w:ascii="Times New Roman" w:hAnsi="Times New Roman"/>
-                <w:sz w:val="22"/>
-              </w:rPr>
+              <w:spacing w:after="0" w:line="240" w:lineRule="auto"/>
+            </w:pPr>
+            <w:r>
+              <w:rPr>
+                <w:rFonts w:ascii="Times New Roman" w:hAnsi="Times New Roman"/>
+                <w:sz w:val="22"/>
+              </w:rPr>
+              <w:t>Файл № 28</w:t>
             </w:r>
           </w:p>
         </w:tc>
@@ -770,6 +672,7 @@
         <w:trPr>
           <w:trHeight w:val="482"/>
           <w:cantSplit/>
+          <w:cantSplit/>
         </w:trPr>
         <w:tc>
           <w:tcPr>
@@ -777,13 +680,7 @@
           </w:tcPr>
           <w:p>
             <w:pPr>
-              <w:keepLines/>
-              <w:widowControl/>
-              <w:jc w:val="center"/>
-              <w:rPr>
-                <w:sz w:val="22"/>
-                <w:szCs w:val="22"/>
-              </w:rPr>
+              <w:spacing w:after="0" w:line="240" w:lineRule="auto"/>
             </w:pPr>
             <w:r>
               <w:rPr>
@@ -800,19 +697,14 @@
           </w:tcPr>
           <w:p>
             <w:pPr>
-              <w:keepLines/>
-              <w:widowControl/>
-              <w:rPr>
-                <w:sz w:val="22"/>
-                <w:szCs w:val="22"/>
-              </w:rPr>
-            </w:pPr>
-            <w:r>
-              <w:rPr>
-                <w:rFonts w:ascii="Times New Roman" w:hAnsi="Times New Roman"/>
-                <w:sz w:val="22"/>
-              </w:rPr>
-              <w:t>Приложение N 6 — сведения об оборудовании (с копиями свидетельств о поверке)</w:t>
+              <w:spacing w:after="0" w:line="240" w:lineRule="auto"/>
+            </w:pPr>
+            <w:r>
+              <w:rPr>
+                <w:rFonts w:ascii="Times New Roman" w:hAnsi="Times New Roman"/>
+                <w:sz w:val="22"/>
+              </w:rPr>
+              <w:t>Приложение 6 к заявлению — Сведения об оборудовании</w:t>
             </w:r>
           </w:p>
         </w:tc>
@@ -822,19 +714,14 @@
           </w:tcPr>
           <w:p>
             <w:pPr>
-              <w:keepLines/>
-              <w:widowControl/>
-              <w:jc w:val="center"/>
-              <w:rPr>
-                <w:sz w:val="22"/>
-                <w:szCs w:val="22"/>
-              </w:rPr>
-            </w:pPr>
-            <w:r>
-              <w:rPr>
-                <w:rFonts w:ascii="Times New Roman" w:hAnsi="Times New Roman"/>
-                <w:sz w:val="22"/>
-              </w:rPr>
+              <w:spacing w:after="0" w:line="240" w:lineRule="auto"/>
+            </w:pPr>
+            <w:r>
+              <w:rPr>
+                <w:rFonts w:ascii="Times New Roman" w:hAnsi="Times New Roman"/>
+                <w:sz w:val="22"/>
+              </w:rPr>
+              <w:t>8</w:t>
             </w:r>
           </w:p>
         </w:tc>
@@ -844,19 +731,14 @@
           </w:tcPr>
           <w:p>
             <w:pPr>
-              <w:keepLines/>
-              <w:widowControl/>
-              <w:rPr>
-                <w:sz w:val="22"/>
-                <w:szCs w:val="22"/>
-              </w:rPr>
-            </w:pPr>
-            <w:r>
-              <w:rPr>
-                <w:rFonts w:ascii="Times New Roman" w:hAnsi="Times New Roman"/>
-                <w:sz w:val="22"/>
-              </w:rPr>
-              <w:t>Форма — 5 л.</w:t>
+              <w:spacing w:after="0" w:line="240" w:lineRule="auto"/>
+            </w:pPr>
+            <w:r>
+              <w:rPr>
+                <w:rFonts w:ascii="Times New Roman" w:hAnsi="Times New Roman"/>
+                <w:sz w:val="22"/>
+              </w:rPr>
+              <w:t>Файл № 29</w:t>
             </w:r>
           </w:p>
         </w:tc>
@@ -871,6 +753,7 @@
         <w:trPr>
           <w:trHeight w:val="482"/>
           <w:cantSplit/>
+          <w:cantSplit/>
         </w:trPr>
         <w:tc>
           <w:tcPr>
@@ -878,13 +761,7 @@
           </w:tcPr>
           <w:p>
             <w:pPr>
-              <w:keepLines/>
-              <w:widowControl/>
-              <w:jc w:val="center"/>
-              <w:rPr>
-                <w:sz w:val="22"/>
-                <w:szCs w:val="22"/>
-              </w:rPr>
+              <w:spacing w:after="0" w:line="240" w:lineRule="auto"/>
             </w:pPr>
             <w:r>
               <w:rPr>
@@ -901,19 +778,14 @@
           </w:tcPr>
           <w:p>
             <w:pPr>
-              <w:keepLines/>
-              <w:widowControl/>
-              <w:rPr>
-                <w:sz w:val="22"/>
-                <w:szCs w:val="22"/>
-              </w:rPr>
-            </w:pPr>
-            <w:r>
-              <w:rPr>
-                <w:rFonts w:ascii="Times New Roman" w:hAnsi="Times New Roman"/>
-                <w:sz w:val="22"/>
-              </w:rPr>
-              <w:t>Приложение N 7 — сведения о техдокументации</w:t>
+              <w:spacing w:after="0" w:line="240" w:lineRule="auto"/>
+            </w:pPr>
+            <w:r>
+              <w:rPr>
+                <w:rFonts w:ascii="Times New Roman" w:hAnsi="Times New Roman"/>
+                <w:sz w:val="22"/>
+              </w:rPr>
+              <w:t>Приложение 7 к заявлению — Техдокументация и стандарты</w:t>
             </w:r>
           </w:p>
         </w:tc>
@@ -923,13 +795,7 @@
           </w:tcPr>
           <w:p>
             <w:pPr>
-              <w:keepLines/>
-              <w:widowControl/>
-              <w:jc w:val="center"/>
-              <w:rPr>
-                <w:sz w:val="22"/>
-                <w:szCs w:val="22"/>
-              </w:rPr>
+              <w:spacing w:after="0" w:line="240" w:lineRule="auto"/>
             </w:pPr>
             <w:r>
               <w:rPr>
@@ -946,18 +812,14 @@
           </w:tcPr>
           <w:p>
             <w:pPr>
-              <w:keepLines/>
-              <w:widowControl/>
-              <w:rPr>
-                <w:sz w:val="22"/>
-                <w:szCs w:val="22"/>
-              </w:rPr>
-            </w:pPr>
-            <w:r>
-              <w:rPr>
-                <w:rFonts w:ascii="Times New Roman" w:hAnsi="Times New Roman"/>
-                <w:sz w:val="22"/>
-              </w:rPr>
+              <w:spacing w:after="0" w:line="240" w:lineRule="auto"/>
+            </w:pPr>
+            <w:r>
+              <w:rPr>
+                <w:rFonts w:ascii="Times New Roman" w:hAnsi="Times New Roman"/>
+                <w:sz w:val="22"/>
+              </w:rPr>
+              <w:t>Файл № 30</w:t>
             </w:r>
           </w:p>
         </w:tc>
@@ -972,6 +834,7 @@
         <w:trPr>
           <w:trHeight w:val="482"/>
           <w:cantSplit/>
+          <w:cantSplit/>
         </w:trPr>
         <w:tc>
           <w:tcPr>
@@ -979,13 +842,7 @@
           </w:tcPr>
           <w:p>
             <w:pPr>
-              <w:keepLines/>
-              <w:widowControl/>
-              <w:jc w:val="center"/>
-              <w:rPr>
-                <w:sz w:val="22"/>
-                <w:szCs w:val="22"/>
-              </w:rPr>
+              <w:spacing w:after="0" w:line="240" w:lineRule="auto"/>
             </w:pPr>
             <w:r>
               <w:rPr>
@@ -1002,19 +859,14 @@
           </w:tcPr>
           <w:p>
             <w:pPr>
-              <w:keepLines/>
-              <w:widowControl/>
-              <w:rPr>
-                <w:sz w:val="22"/>
-                <w:szCs w:val="22"/>
-              </w:rPr>
-            </w:pPr>
-            <w:r>
-              <w:rPr>
-                <w:rFonts w:ascii="Times New Roman" w:hAnsi="Times New Roman"/>
-                <w:sz w:val="22"/>
-              </w:rPr>
-              <w:t>Копии учредительных документов, договора аренды, договора купли-продажи оборудования, перечня СЗИ, квитанции о госпошлине</w:t>
+              <w:spacing w:after="0" w:line="240" w:lineRule="auto"/>
+            </w:pPr>
+            <w:r>
+              <w:rPr>
+                <w:rFonts w:ascii="Times New Roman" w:hAnsi="Times New Roman"/>
+                <w:sz w:val="22"/>
+              </w:rPr>
+              <w:t>Справка о материально-техническом обеспечении</w:t>
             </w:r>
           </w:p>
         </w:tc>
@@ -1024,19 +876,14 @@
           </w:tcPr>
           <w:p>
             <w:pPr>
-              <w:keepLines/>
-              <w:widowControl/>
-              <w:jc w:val="center"/>
-              <w:rPr>
-                <w:sz w:val="22"/>
-                <w:szCs w:val="22"/>
-              </w:rPr>
-            </w:pPr>
-            <w:r>
-              <w:rPr>
-                <w:rFonts w:ascii="Times New Roman" w:hAnsi="Times New Roman"/>
-                <w:sz w:val="22"/>
-              </w:rPr>
+              <w:spacing w:after="0" w:line="240" w:lineRule="auto"/>
+            </w:pPr>
+            <w:r>
+              <w:rPr>
+                <w:rFonts w:ascii="Times New Roman" w:hAnsi="Times New Roman"/>
+                <w:sz w:val="22"/>
+              </w:rPr>
+              <w:t>2</w:t>
             </w:r>
           </w:p>
         </w:tc>
@@ -1046,18 +893,1148 @@
           </w:tcPr>
           <w:p>
             <w:pPr>
-              <w:keepLines/>
-              <w:widowControl/>
-              <w:rPr>
-                <w:sz w:val="22"/>
-                <w:szCs w:val="22"/>
-              </w:rPr>
-            </w:pPr>
-            <w:r>
-              <w:rPr>
-                <w:rFonts w:ascii="Times New Roman" w:hAnsi="Times New Roman"/>
-                <w:sz w:val="22"/>
-              </w:rPr>
+              <w:spacing w:after="0" w:line="240" w:lineRule="auto"/>
+            </w:pPr>
+            <w:r>
+              <w:rPr>
+                <w:rFonts w:ascii="Times New Roman" w:hAnsi="Times New Roman"/>
+                <w:sz w:val="22"/>
+              </w:rPr>
+              <w:t>Файл № 8</w:t>
+            </w:r>
+          </w:p>
+        </w:tc>
+      </w:tr>
+      <w:tr>
+        <w:tblPrEx>
+          <w:tblCellMar>
+            <w:top w:w="0" w:type="dxa"/>
+            <w:bottom w:w="0" w:type="dxa"/>
+          </w:tblCellMar>
+        </w:tblPrEx>
+        <w:trPr>
+          <w:trHeight w:val="482"/>
+          <w:cantSplit/>
+          <w:cantSplit/>
+        </w:trPr>
+        <w:tc>
+          <w:tcPr>
+            <w:tcW w:w="567" w:type="dxa"/>
+          </w:tcPr>
+          <w:p>
+            <w:pPr>
+              <w:spacing w:after="0" w:line="240" w:lineRule="auto"/>
+            </w:pPr>
+            <w:r>
+              <w:rPr>
+                <w:rFonts w:ascii="Times New Roman" w:hAnsi="Times New Roman"/>
+                <w:sz w:val="22"/>
+              </w:rPr>
+              <w:t>9</w:t>
+            </w:r>
+          </w:p>
+        </w:tc>
+        <w:tc>
+          <w:tcPr>
+            <w:tcW w:w="4706" w:type="dxa"/>
+          </w:tcPr>
+          <w:p>
+            <w:pPr>
+              <w:spacing w:after="0" w:line="240" w:lineRule="auto"/>
+            </w:pPr>
+            <w:r>
+              <w:rPr>
+                <w:rFonts w:ascii="Times New Roman" w:hAnsi="Times New Roman"/>
+                <w:sz w:val="22"/>
+              </w:rPr>
+              <w:t>Перечень сертифицированных средств защиты информации</w:t>
+            </w:r>
+          </w:p>
+        </w:tc>
+        <w:tc>
+          <w:tcPr>
+            <w:tcW w:w="2268" w:type="dxa"/>
+          </w:tcPr>
+          <w:p>
+            <w:pPr>
+              <w:spacing w:after="0" w:line="240" w:lineRule="auto"/>
+            </w:pPr>
+            <w:r>
+              <w:rPr>
+                <w:rFonts w:ascii="Times New Roman" w:hAnsi="Times New Roman"/>
+                <w:sz w:val="22"/>
+              </w:rPr>
+              <w:t>1</w:t>
+            </w:r>
+          </w:p>
+        </w:tc>
+        <w:tc>
+          <w:tcPr>
+            <w:tcW w:w="2438" w:type="dxa"/>
+          </w:tcPr>
+          <w:p>
+            <w:pPr>
+              <w:spacing w:after="0" w:line="240" w:lineRule="auto"/>
+            </w:pPr>
+            <w:r>
+              <w:rPr>
+                <w:rFonts w:ascii="Times New Roman" w:hAnsi="Times New Roman"/>
+                <w:sz w:val="22"/>
+              </w:rPr>
+              <w:t>Файл № 9</w:t>
+            </w:r>
+          </w:p>
+        </w:tc>
+      </w:tr>
+      <w:tr>
+        <w:tblPrEx>
+          <w:tblCellMar>
+            <w:top w:w="0" w:type="dxa"/>
+            <w:bottom w:w="0" w:type="dxa"/>
+          </w:tblCellMar>
+        </w:tblPrEx>
+        <w:trPr>
+          <w:trHeight w:val="482"/>
+          <w:cantSplit/>
+          <w:cantSplit/>
+        </w:trPr>
+        <w:tc>
+          <w:tcPr>
+            <w:tcW w:w="567" w:type="dxa"/>
+          </w:tcPr>
+          <w:p>
+            <w:pPr>
+              <w:spacing w:after="0" w:line="240" w:lineRule="auto"/>
+            </w:pPr>
+            <w:r>
+              <w:rPr>
+                <w:rFonts w:ascii="Times New Roman" w:hAnsi="Times New Roman"/>
+                <w:sz w:val="22"/>
+              </w:rPr>
+              <w:t>10</w:t>
+            </w:r>
+          </w:p>
+        </w:tc>
+        <w:tc>
+          <w:tcPr>
+            <w:tcW w:w="4706" w:type="dxa"/>
+          </w:tcPr>
+          <w:p>
+            <w:pPr>
+              <w:spacing w:after="0" w:line="240" w:lineRule="auto"/>
+            </w:pPr>
+            <w:r>
+              <w:rPr>
+                <w:rFonts w:ascii="Times New Roman" w:hAnsi="Times New Roman"/>
+                <w:sz w:val="22"/>
+              </w:rPr>
+              <w:t>Договор аренды нежилого помещения</w:t>
+            </w:r>
+          </w:p>
+        </w:tc>
+        <w:tc>
+          <w:tcPr>
+            <w:tcW w:w="2268" w:type="dxa"/>
+          </w:tcPr>
+          <w:p>
+            <w:pPr>
+              <w:spacing w:after="0" w:line="240" w:lineRule="auto"/>
+            </w:pPr>
+            <w:r>
+              <w:rPr>
+                <w:rFonts w:ascii="Times New Roman" w:hAnsi="Times New Roman"/>
+                <w:sz w:val="22"/>
+              </w:rPr>
+              <w:t>2</w:t>
+            </w:r>
+          </w:p>
+        </w:tc>
+        <w:tc>
+          <w:tcPr>
+            <w:tcW w:w="2438" w:type="dxa"/>
+          </w:tcPr>
+          <w:p>
+            <w:pPr>
+              <w:spacing w:after="0" w:line="240" w:lineRule="auto"/>
+            </w:pPr>
+            <w:r>
+              <w:rPr>
+                <w:rFonts w:ascii="Times New Roman" w:hAnsi="Times New Roman"/>
+                <w:sz w:val="22"/>
+              </w:rPr>
+              <w:t>Файл № 10</w:t>
+            </w:r>
+          </w:p>
+        </w:tc>
+      </w:tr>
+      <w:tr>
+        <w:tblPrEx>
+          <w:tblCellMar>
+            <w:top w:w="0" w:type="dxa"/>
+            <w:bottom w:w="0" w:type="dxa"/>
+          </w:tblCellMar>
+        </w:tblPrEx>
+        <w:trPr>
+          <w:trHeight w:val="482"/>
+          <w:cantSplit/>
+          <w:cantSplit/>
+        </w:trPr>
+        <w:tc>
+          <w:tcPr>
+            <w:tcW w:w="567" w:type="dxa"/>
+          </w:tcPr>
+          <w:p>
+            <w:pPr>
+              <w:spacing w:after="0" w:line="240" w:lineRule="auto"/>
+            </w:pPr>
+            <w:r>
+              <w:rPr>
+                <w:rFonts w:ascii="Times New Roman" w:hAnsi="Times New Roman"/>
+                <w:sz w:val="22"/>
+              </w:rPr>
+              <w:t>11</w:t>
+            </w:r>
+          </w:p>
+        </w:tc>
+        <w:tc>
+          <w:tcPr>
+            <w:tcW w:w="4706" w:type="dxa"/>
+          </w:tcPr>
+          <w:p>
+            <w:pPr>
+              <w:spacing w:after="0" w:line="240" w:lineRule="auto"/>
+            </w:pPr>
+            <w:r>
+              <w:rPr>
+                <w:rFonts w:ascii="Times New Roman" w:hAnsi="Times New Roman"/>
+                <w:sz w:val="22"/>
+              </w:rPr>
+              <w:t>Договор купли-продажи оборудования</w:t>
+            </w:r>
+          </w:p>
+        </w:tc>
+        <w:tc>
+          <w:tcPr>
+            <w:tcW w:w="2268" w:type="dxa"/>
+          </w:tcPr>
+          <w:p>
+            <w:pPr>
+              <w:spacing w:after="0" w:line="240" w:lineRule="auto"/>
+            </w:pPr>
+            <w:r>
+              <w:rPr>
+                <w:rFonts w:ascii="Times New Roman" w:hAnsi="Times New Roman"/>
+                <w:sz w:val="22"/>
+              </w:rPr>
+              <w:t>1</w:t>
+            </w:r>
+          </w:p>
+        </w:tc>
+        <w:tc>
+          <w:tcPr>
+            <w:tcW w:w="2438" w:type="dxa"/>
+          </w:tcPr>
+          <w:p>
+            <w:pPr>
+              <w:spacing w:after="0" w:line="240" w:lineRule="auto"/>
+            </w:pPr>
+            <w:r>
+              <w:rPr>
+                <w:rFonts w:ascii="Times New Roman" w:hAnsi="Times New Roman"/>
+                <w:sz w:val="22"/>
+              </w:rPr>
+              <w:t>Файл № 34</w:t>
+            </w:r>
+          </w:p>
+        </w:tc>
+      </w:tr>
+      <w:tr>
+        <w:tblPrEx>
+          <w:tblCellMar>
+            <w:top w:w="0" w:type="dxa"/>
+            <w:bottom w:w="0" w:type="dxa"/>
+          </w:tblCellMar>
+        </w:tblPrEx>
+        <w:trPr>
+          <w:trHeight w:val="482"/>
+          <w:cantSplit/>
+          <w:cantSplit/>
+        </w:trPr>
+        <w:tc>
+          <w:tcPr>
+            <w:tcW w:w="567" w:type="dxa"/>
+          </w:tcPr>
+          <w:p>
+            <w:pPr>
+              <w:spacing w:after="0" w:line="240" w:lineRule="auto"/>
+            </w:pPr>
+            <w:r>
+              <w:rPr>
+                <w:rFonts w:ascii="Times New Roman" w:hAnsi="Times New Roman"/>
+                <w:sz w:val="22"/>
+              </w:rPr>
+              <w:t>12</w:t>
+            </w:r>
+          </w:p>
+        </w:tc>
+        <w:tc>
+          <w:tcPr>
+            <w:tcW w:w="4706" w:type="dxa"/>
+          </w:tcPr>
+          <w:p>
+            <w:pPr>
+              <w:spacing w:after="0" w:line="240" w:lineRule="auto"/>
+            </w:pPr>
+            <w:r>
+              <w:rPr>
+                <w:rFonts w:ascii="Times New Roman" w:hAnsi="Times New Roman"/>
+                <w:sz w:val="22"/>
+              </w:rPr>
+              <w:t>Технический паспорт защищаемого помещения</w:t>
+            </w:r>
+          </w:p>
+        </w:tc>
+        <w:tc>
+          <w:tcPr>
+            <w:tcW w:w="2268" w:type="dxa"/>
+          </w:tcPr>
+          <w:p>
+            <w:pPr>
+              <w:spacing w:after="0" w:line="240" w:lineRule="auto"/>
+            </w:pPr>
+            <w:r>
+              <w:rPr>
+                <w:rFonts w:ascii="Times New Roman" w:hAnsi="Times New Roman"/>
+                <w:sz w:val="22"/>
+              </w:rPr>
+              <w:t>2</w:t>
+            </w:r>
+          </w:p>
+        </w:tc>
+        <w:tc>
+          <w:tcPr>
+            <w:tcW w:w="2438" w:type="dxa"/>
+          </w:tcPr>
+          <w:p>
+            <w:pPr>
+              <w:spacing w:after="0" w:line="240" w:lineRule="auto"/>
+            </w:pPr>
+            <w:r>
+              <w:rPr>
+                <w:rFonts w:ascii="Times New Roman" w:hAnsi="Times New Roman"/>
+                <w:sz w:val="22"/>
+              </w:rPr>
+              <w:t>Файл № 35</w:t>
+            </w:r>
+          </w:p>
+        </w:tc>
+      </w:tr>
+      <w:tr>
+        <w:tblPrEx>
+          <w:tblCellMar>
+            <w:top w:w="0" w:type="dxa"/>
+            <w:bottom w:w="0" w:type="dxa"/>
+          </w:tblCellMar>
+        </w:tblPrEx>
+        <w:trPr>
+          <w:trHeight w:val="482"/>
+          <w:cantSplit/>
+          <w:cantSplit/>
+        </w:trPr>
+        <w:tc>
+          <w:tcPr>
+            <w:tcW w:w="567" w:type="dxa"/>
+          </w:tcPr>
+          <w:p>
+            <w:pPr>
+              <w:spacing w:after="0" w:line="240" w:lineRule="auto"/>
+            </w:pPr>
+            <w:r>
+              <w:rPr>
+                <w:rFonts w:ascii="Times New Roman" w:hAnsi="Times New Roman"/>
+                <w:sz w:val="22"/>
+              </w:rPr>
+              <w:t>13</w:t>
+            </w:r>
+          </w:p>
+        </w:tc>
+        <w:tc>
+          <w:tcPr>
+            <w:tcW w:w="4706" w:type="dxa"/>
+          </w:tcPr>
+          <w:p>
+            <w:pPr>
+              <w:spacing w:after="0" w:line="240" w:lineRule="auto"/>
+            </w:pPr>
+            <w:r>
+              <w:rPr>
+                <w:rFonts w:ascii="Times New Roman" w:hAnsi="Times New Roman"/>
+                <w:sz w:val="22"/>
+              </w:rPr>
+              <w:t>Акт классификации автоматизированной системы</w:t>
+            </w:r>
+          </w:p>
+        </w:tc>
+        <w:tc>
+          <w:tcPr>
+            <w:tcW w:w="2268" w:type="dxa"/>
+          </w:tcPr>
+          <w:p>
+            <w:pPr>
+              <w:spacing w:after="0" w:line="240" w:lineRule="auto"/>
+            </w:pPr>
+            <w:r>
+              <w:rPr>
+                <w:rFonts w:ascii="Times New Roman" w:hAnsi="Times New Roman"/>
+                <w:sz w:val="22"/>
+              </w:rPr>
+              <w:t>1</w:t>
+            </w:r>
+          </w:p>
+        </w:tc>
+        <w:tc>
+          <w:tcPr>
+            <w:tcW w:w="2438" w:type="dxa"/>
+          </w:tcPr>
+          <w:p>
+            <w:pPr>
+              <w:spacing w:after="0" w:line="240" w:lineRule="auto"/>
+            </w:pPr>
+            <w:r>
+              <w:rPr>
+                <w:rFonts w:ascii="Times New Roman" w:hAnsi="Times New Roman"/>
+                <w:sz w:val="22"/>
+              </w:rPr>
+              <w:t>Файл № 36</w:t>
+            </w:r>
+          </w:p>
+        </w:tc>
+      </w:tr>
+      <w:tr>
+        <w:tblPrEx>
+          <w:tblCellMar>
+            <w:top w:w="0" w:type="dxa"/>
+            <w:bottom w:w="0" w:type="dxa"/>
+          </w:tblCellMar>
+        </w:tblPrEx>
+        <w:trPr>
+          <w:trHeight w:val="482"/>
+          <w:cantSplit/>
+          <w:cantSplit/>
+        </w:trPr>
+        <w:tc>
+          <w:tcPr>
+            <w:tcW w:w="567" w:type="dxa"/>
+          </w:tcPr>
+          <w:p>
+            <w:pPr>
+              <w:spacing w:after="0" w:line="240" w:lineRule="auto"/>
+            </w:pPr>
+            <w:r>
+              <w:rPr>
+                <w:rFonts w:ascii="Times New Roman" w:hAnsi="Times New Roman"/>
+                <w:sz w:val="22"/>
+              </w:rPr>
+              <w:t>14</w:t>
+            </w:r>
+          </w:p>
+        </w:tc>
+        <w:tc>
+          <w:tcPr>
+            <w:tcW w:w="4706" w:type="dxa"/>
+          </w:tcPr>
+          <w:p>
+            <w:pPr>
+              <w:spacing w:after="0" w:line="240" w:lineRule="auto"/>
+            </w:pPr>
+            <w:r>
+              <w:rPr>
+                <w:rFonts w:ascii="Times New Roman" w:hAnsi="Times New Roman"/>
+                <w:sz w:val="22"/>
+              </w:rPr>
+              <w:t>Пояснительная записка к техническому и организационному обеспечению</w:t>
+            </w:r>
+          </w:p>
+        </w:tc>
+        <w:tc>
+          <w:tcPr>
+            <w:tcW w:w="2268" w:type="dxa"/>
+          </w:tcPr>
+          <w:p>
+            <w:pPr>
+              <w:spacing w:after="0" w:line="240" w:lineRule="auto"/>
+            </w:pPr>
+            <w:r>
+              <w:rPr>
+                <w:rFonts w:ascii="Times New Roman" w:hAnsi="Times New Roman"/>
+                <w:sz w:val="22"/>
+              </w:rPr>
+              <w:t>6</w:t>
+            </w:r>
+          </w:p>
+        </w:tc>
+        <w:tc>
+          <w:tcPr>
+            <w:tcW w:w="2438" w:type="dxa"/>
+          </w:tcPr>
+          <w:p>
+            <w:pPr>
+              <w:spacing w:after="0" w:line="240" w:lineRule="auto"/>
+            </w:pPr>
+            <w:r>
+              <w:rPr>
+                <w:rFonts w:ascii="Times New Roman" w:hAnsi="Times New Roman"/>
+                <w:sz w:val="22"/>
+              </w:rPr>
+              <w:t>Файл № 38</w:t>
+            </w:r>
+          </w:p>
+        </w:tc>
+      </w:tr>
+      <w:tr>
+        <w:tblPrEx>
+          <w:tblCellMar>
+            <w:top w:w="0" w:type="dxa"/>
+            <w:bottom w:w="0" w:type="dxa"/>
+          </w:tblCellMar>
+        </w:tblPrEx>
+        <w:trPr>
+          <w:trHeight w:val="482"/>
+          <w:cantSplit/>
+          <w:cantSplit/>
+        </w:trPr>
+        <w:tc>
+          <w:tcPr>
+            <w:tcW w:w="567" w:type="dxa"/>
+          </w:tcPr>
+          <w:p>
+            <w:pPr>
+              <w:spacing w:after="0" w:line="240" w:lineRule="auto"/>
+            </w:pPr>
+            <w:r>
+              <w:rPr>
+                <w:rFonts w:ascii="Times New Roman" w:hAnsi="Times New Roman"/>
+                <w:sz w:val="22"/>
+              </w:rPr>
+              <w:t>15</w:t>
+            </w:r>
+          </w:p>
+        </w:tc>
+        <w:tc>
+          <w:tcPr>
+            <w:tcW w:w="4706" w:type="dxa"/>
+          </w:tcPr>
+          <w:p>
+            <w:pPr>
+              <w:spacing w:after="0" w:line="240" w:lineRule="auto"/>
+            </w:pPr>
+            <w:r>
+              <w:rPr>
+                <w:rFonts w:ascii="Times New Roman" w:hAnsi="Times New Roman"/>
+                <w:sz w:val="22"/>
+              </w:rPr>
+              <w:t>Технический паспорт АС Защищённый контур</w:t>
+            </w:r>
+          </w:p>
+        </w:tc>
+        <w:tc>
+          <w:tcPr>
+            <w:tcW w:w="2268" w:type="dxa"/>
+          </w:tcPr>
+          <w:p>
+            <w:pPr>
+              <w:spacing w:after="0" w:line="240" w:lineRule="auto"/>
+            </w:pPr>
+            <w:r>
+              <w:rPr>
+                <w:rFonts w:ascii="Times New Roman" w:hAnsi="Times New Roman"/>
+                <w:sz w:val="22"/>
+              </w:rPr>
+              <w:t>3</w:t>
+            </w:r>
+          </w:p>
+        </w:tc>
+        <w:tc>
+          <w:tcPr>
+            <w:tcW w:w="2438" w:type="dxa"/>
+          </w:tcPr>
+          <w:p>
+            <w:pPr>
+              <w:spacing w:after="0" w:line="240" w:lineRule="auto"/>
+            </w:pPr>
+            <w:r>
+              <w:rPr>
+                <w:rFonts w:ascii="Times New Roman" w:hAnsi="Times New Roman"/>
+                <w:sz w:val="22"/>
+              </w:rPr>
+              <w:t>Файл № 39</w:t>
+            </w:r>
+          </w:p>
+        </w:tc>
+      </w:tr>
+      <w:tr>
+        <w:tblPrEx>
+          <w:tblCellMar>
+            <w:top w:w="0" w:type="dxa"/>
+            <w:bottom w:w="0" w:type="dxa"/>
+          </w:tblCellMar>
+        </w:tblPrEx>
+        <w:trPr>
+          <w:trHeight w:val="482"/>
+          <w:cantSplit/>
+          <w:cantSplit/>
+        </w:trPr>
+        <w:tc>
+          <w:tcPr>
+            <w:tcW w:w="567" w:type="dxa"/>
+          </w:tcPr>
+          <w:p>
+            <w:pPr>
+              <w:spacing w:after="0" w:line="240" w:lineRule="auto"/>
+            </w:pPr>
+            <w:r>
+              <w:rPr>
+                <w:rFonts w:ascii="Times New Roman" w:hAnsi="Times New Roman"/>
+                <w:sz w:val="22"/>
+              </w:rPr>
+              <w:t>16</w:t>
+            </w:r>
+          </w:p>
+        </w:tc>
+        <w:tc>
+          <w:tcPr>
+            <w:tcW w:w="4706" w:type="dxa"/>
+          </w:tcPr>
+          <w:p>
+            <w:pPr>
+              <w:spacing w:after="0" w:line="240" w:lineRule="auto"/>
+            </w:pPr>
+            <w:r>
+              <w:rPr>
+                <w:rFonts w:ascii="Times New Roman" w:hAnsi="Times New Roman"/>
+                <w:sz w:val="22"/>
+              </w:rPr>
+              <w:t>Экспликация и исходные данные для Visio</w:t>
+            </w:r>
+          </w:p>
+        </w:tc>
+        <w:tc>
+          <w:tcPr>
+            <w:tcW w:w="2268" w:type="dxa"/>
+          </w:tcPr>
+          <w:p>
+            <w:pPr>
+              <w:spacing w:after="0" w:line="240" w:lineRule="auto"/>
+            </w:pPr>
+            <w:r>
+              <w:rPr>
+                <w:rFonts w:ascii="Times New Roman" w:hAnsi="Times New Roman"/>
+                <w:sz w:val="22"/>
+              </w:rPr>
+              <w:t>5</w:t>
+            </w:r>
+          </w:p>
+        </w:tc>
+        <w:tc>
+          <w:tcPr>
+            <w:tcW w:w="2438" w:type="dxa"/>
+          </w:tcPr>
+          <w:p>
+            <w:pPr>
+              <w:spacing w:after="0" w:line="240" w:lineRule="auto"/>
+            </w:pPr>
+            <w:r>
+              <w:rPr>
+                <w:rFonts w:ascii="Times New Roman" w:hAnsi="Times New Roman"/>
+                <w:sz w:val="22"/>
+              </w:rPr>
+              <w:t>Файл № 40</w:t>
+            </w:r>
+          </w:p>
+        </w:tc>
+      </w:tr>
+      <w:tr>
+        <w:tblPrEx>
+          <w:tblCellMar>
+            <w:top w:w="0" w:type="dxa"/>
+            <w:bottom w:w="0" w:type="dxa"/>
+          </w:tblCellMar>
+        </w:tblPrEx>
+        <w:trPr>
+          <w:trHeight w:val="482"/>
+          <w:cantSplit/>
+          <w:cantSplit/>
+        </w:trPr>
+        <w:tc>
+          <w:tcPr>
+            <w:tcW w:w="567" w:type="dxa"/>
+          </w:tcPr>
+          <w:p>
+            <w:pPr>
+              <w:spacing w:after="0" w:line="240" w:lineRule="auto"/>
+            </w:pPr>
+            <w:r>
+              <w:rPr>
+                <w:rFonts w:ascii="Times New Roman" w:hAnsi="Times New Roman"/>
+                <w:sz w:val="22"/>
+              </w:rPr>
+              <w:t>17</w:t>
+            </w:r>
+          </w:p>
+        </w:tc>
+        <w:tc>
+          <w:tcPr>
+            <w:tcW w:w="4706" w:type="dxa"/>
+          </w:tcPr>
+          <w:p>
+            <w:pPr>
+              <w:spacing w:after="0" w:line="240" w:lineRule="auto"/>
+            </w:pPr>
+            <w:r>
+              <w:rPr>
+                <w:rFonts w:ascii="Times New Roman" w:hAnsi="Times New Roman"/>
+                <w:sz w:val="22"/>
+              </w:rPr>
+              <w:t>Приказ и список допуска в помещения и к АС</w:t>
+            </w:r>
+          </w:p>
+        </w:tc>
+        <w:tc>
+          <w:tcPr>
+            <w:tcW w:w="2268" w:type="dxa"/>
+          </w:tcPr>
+          <w:p>
+            <w:pPr>
+              <w:spacing w:after="0" w:line="240" w:lineRule="auto"/>
+            </w:pPr>
+            <w:r>
+              <w:rPr>
+                <w:rFonts w:ascii="Times New Roman" w:hAnsi="Times New Roman"/>
+                <w:sz w:val="22"/>
+              </w:rPr>
+              <w:t>1</w:t>
+            </w:r>
+          </w:p>
+        </w:tc>
+        <w:tc>
+          <w:tcPr>
+            <w:tcW w:w="2438" w:type="dxa"/>
+          </w:tcPr>
+          <w:p>
+            <w:pPr>
+              <w:spacing w:after="0" w:line="240" w:lineRule="auto"/>
+            </w:pPr>
+            <w:r>
+              <w:rPr>
+                <w:rFonts w:ascii="Times New Roman" w:hAnsi="Times New Roman"/>
+                <w:sz w:val="22"/>
+              </w:rPr>
+              <w:t>Файл № 41</w:t>
+            </w:r>
+          </w:p>
+        </w:tc>
+      </w:tr>
+      <w:tr>
+        <w:tblPrEx>
+          <w:tblCellMar>
+            <w:top w:w="0" w:type="dxa"/>
+            <w:bottom w:w="0" w:type="dxa"/>
+          </w:tblCellMar>
+        </w:tblPrEx>
+        <w:trPr>
+          <w:trHeight w:val="482"/>
+          <w:cantSplit/>
+          <w:cantSplit/>
+        </w:trPr>
+        <w:tc>
+          <w:tcPr>
+            <w:tcW w:w="567" w:type="dxa"/>
+          </w:tcPr>
+          <w:p>
+            <w:pPr>
+              <w:spacing w:after="0" w:line="240" w:lineRule="auto"/>
+            </w:pPr>
+            <w:r>
+              <w:rPr>
+                <w:rFonts w:ascii="Times New Roman" w:hAnsi="Times New Roman"/>
+                <w:sz w:val="22"/>
+              </w:rPr>
+              <w:t>18</w:t>
+            </w:r>
+          </w:p>
+        </w:tc>
+        <w:tc>
+          <w:tcPr>
+            <w:tcW w:w="4706" w:type="dxa"/>
+          </w:tcPr>
+          <w:p>
+            <w:pPr>
+              <w:spacing w:after="0" w:line="240" w:lineRule="auto"/>
+            </w:pPr>
+            <w:r>
+              <w:rPr>
+                <w:rFonts w:ascii="Times New Roman" w:hAnsi="Times New Roman"/>
+                <w:sz w:val="22"/>
+              </w:rPr>
+              <w:t>Порядок и журнал учёта носителей</w:t>
+            </w:r>
+          </w:p>
+        </w:tc>
+        <w:tc>
+          <w:tcPr>
+            <w:tcW w:w="2268" w:type="dxa"/>
+          </w:tcPr>
+          <w:p>
+            <w:pPr>
+              <w:spacing w:after="0" w:line="240" w:lineRule="auto"/>
+            </w:pPr>
+            <w:r>
+              <w:rPr>
+                <w:rFonts w:ascii="Times New Roman" w:hAnsi="Times New Roman"/>
+                <w:sz w:val="22"/>
+              </w:rPr>
+              <w:t>2</w:t>
+            </w:r>
+          </w:p>
+        </w:tc>
+        <w:tc>
+          <w:tcPr>
+            <w:tcW w:w="2438" w:type="dxa"/>
+          </w:tcPr>
+          <w:p>
+            <w:pPr>
+              <w:spacing w:after="0" w:line="240" w:lineRule="auto"/>
+            </w:pPr>
+            <w:r>
+              <w:rPr>
+                <w:rFonts w:ascii="Times New Roman" w:hAnsi="Times New Roman"/>
+                <w:sz w:val="22"/>
+              </w:rPr>
+              <w:t>Файл № 42</w:t>
+            </w:r>
+          </w:p>
+        </w:tc>
+      </w:tr>
+      <w:tr>
+        <w:tblPrEx>
+          <w:tblCellMar>
+            <w:top w:w="0" w:type="dxa"/>
+            <w:bottom w:w="0" w:type="dxa"/>
+          </w:tblCellMar>
+        </w:tblPrEx>
+        <w:trPr>
+          <w:trHeight w:val="482"/>
+          <w:cantSplit/>
+          <w:cantSplit/>
+        </w:trPr>
+        <w:tc>
+          <w:tcPr>
+            <w:tcW w:w="567" w:type="dxa"/>
+          </w:tcPr>
+          <w:p>
+            <w:pPr>
+              <w:spacing w:after="0" w:line="240" w:lineRule="auto"/>
+            </w:pPr>
+            <w:r>
+              <w:rPr>
+                <w:rFonts w:ascii="Times New Roman" w:hAnsi="Times New Roman"/>
+                <w:sz w:val="22"/>
+              </w:rPr>
+              <w:t>19</w:t>
+            </w:r>
+          </w:p>
+        </w:tc>
+        <w:tc>
+          <w:tcPr>
+            <w:tcW w:w="4706" w:type="dxa"/>
+          </w:tcPr>
+          <w:p>
+            <w:pPr>
+              <w:spacing w:after="0" w:line="240" w:lineRule="auto"/>
+            </w:pPr>
+            <w:r>
+              <w:rPr>
+                <w:rFonts w:ascii="Times New Roman" w:hAnsi="Times New Roman"/>
+                <w:sz w:val="22"/>
+              </w:rPr>
+              <w:t>Регламент и журнал резервного копирования</w:t>
+            </w:r>
+          </w:p>
+        </w:tc>
+        <w:tc>
+          <w:tcPr>
+            <w:tcW w:w="2268" w:type="dxa"/>
+          </w:tcPr>
+          <w:p>
+            <w:pPr>
+              <w:spacing w:after="0" w:line="240" w:lineRule="auto"/>
+            </w:pPr>
+            <w:r>
+              <w:rPr>
+                <w:rFonts w:ascii="Times New Roman" w:hAnsi="Times New Roman"/>
+                <w:sz w:val="22"/>
+              </w:rPr>
+              <w:t>1</w:t>
+            </w:r>
+          </w:p>
+        </w:tc>
+        <w:tc>
+          <w:tcPr>
+            <w:tcW w:w="2438" w:type="dxa"/>
+          </w:tcPr>
+          <w:p>
+            <w:pPr>
+              <w:spacing w:after="0" w:line="240" w:lineRule="auto"/>
+            </w:pPr>
+            <w:r>
+              <w:rPr>
+                <w:rFonts w:ascii="Times New Roman" w:hAnsi="Times New Roman"/>
+                <w:sz w:val="22"/>
+              </w:rPr>
+              <w:t>Файл № 43</w:t>
+            </w:r>
+          </w:p>
+        </w:tc>
+      </w:tr>
+      <w:tr>
+        <w:tblPrEx>
+          <w:tblCellMar>
+            <w:top w:w="0" w:type="dxa"/>
+            <w:bottom w:w="0" w:type="dxa"/>
+          </w:tblCellMar>
+        </w:tblPrEx>
+        <w:trPr>
+          <w:trHeight w:val="482"/>
+          <w:cantSplit/>
+          <w:cantSplit/>
+        </w:trPr>
+        <w:tc>
+          <w:tcPr>
+            <w:tcW w:w="567" w:type="dxa"/>
+          </w:tcPr>
+          <w:p>
+            <w:pPr>
+              <w:spacing w:after="0" w:line="240" w:lineRule="auto"/>
+            </w:pPr>
+            <w:r>
+              <w:rPr>
+                <w:rFonts w:ascii="Times New Roman" w:hAnsi="Times New Roman"/>
+                <w:sz w:val="22"/>
+              </w:rPr>
+              <w:t>20</w:t>
+            </w:r>
+          </w:p>
+        </w:tc>
+        <w:tc>
+          <w:tcPr>
+            <w:tcW w:w="4706" w:type="dxa"/>
+          </w:tcPr>
+          <w:p>
+            <w:pPr>
+              <w:spacing w:after="0" w:line="240" w:lineRule="auto"/>
+            </w:pPr>
+            <w:r>
+              <w:rPr>
+                <w:rFonts w:ascii="Times New Roman" w:hAnsi="Times New Roman"/>
+                <w:sz w:val="22"/>
+              </w:rPr>
+              <w:t>Спецификация материально-технической базы</w:t>
+            </w:r>
+          </w:p>
+        </w:tc>
+        <w:tc>
+          <w:tcPr>
+            <w:tcW w:w="2268" w:type="dxa"/>
+          </w:tcPr>
+          <w:p>
+            <w:pPr>
+              <w:spacing w:after="0" w:line="240" w:lineRule="auto"/>
+            </w:pPr>
+            <w:r>
+              <w:rPr>
+                <w:rFonts w:ascii="Times New Roman" w:hAnsi="Times New Roman"/>
+                <w:sz w:val="22"/>
+              </w:rPr>
+              <w:t>5</w:t>
+            </w:r>
+          </w:p>
+        </w:tc>
+        <w:tc>
+          <w:tcPr>
+            <w:tcW w:w="2438" w:type="dxa"/>
+          </w:tcPr>
+          <w:p>
+            <w:pPr>
+              <w:spacing w:after="0" w:line="240" w:lineRule="auto"/>
+            </w:pPr>
+            <w:r>
+              <w:rPr>
+                <w:rFonts w:ascii="Times New Roman" w:hAnsi="Times New Roman"/>
+                <w:sz w:val="22"/>
+              </w:rPr>
+              <w:t>Файл № 44</w:t>
+            </w:r>
+          </w:p>
+        </w:tc>
+      </w:tr>
+      <w:tr>
+        <w:tblPrEx>
+          <w:tblCellMar>
+            <w:top w:w="0" w:type="dxa"/>
+            <w:bottom w:w="0" w:type="dxa"/>
+          </w:tblCellMar>
+        </w:tblPrEx>
+        <w:trPr>
+          <w:trHeight w:val="482"/>
+          <w:cantSplit/>
+          <w:cantSplit/>
+        </w:trPr>
+        <w:tc>
+          <w:tcPr>
+            <w:tcW w:w="567" w:type="dxa"/>
+          </w:tcPr>
+          <w:p>
+            <w:pPr>
+              <w:spacing w:after="0" w:line="240" w:lineRule="auto"/>
+            </w:pPr>
+            <w:r>
+              <w:rPr>
+                <w:rFonts w:ascii="Times New Roman" w:hAnsi="Times New Roman"/>
+                <w:sz w:val="22"/>
+              </w:rPr>
+              <w:t>21</w:t>
+            </w:r>
+          </w:p>
+        </w:tc>
+        <w:tc>
+          <w:tcPr>
+            <w:tcW w:w="4706" w:type="dxa"/>
+          </w:tcPr>
+          <w:p>
+            <w:pPr>
+              <w:spacing w:after="0" w:line="240" w:lineRule="auto"/>
+            </w:pPr>
+            <w:r>
+              <w:rPr>
+                <w:rFonts w:ascii="Times New Roman" w:hAnsi="Times New Roman"/>
+                <w:sz w:val="22"/>
+              </w:rPr>
+              <w:t>Акт приёма-передачи оборудования</w:t>
+            </w:r>
+          </w:p>
+        </w:tc>
+        <w:tc>
+          <w:tcPr>
+            <w:tcW w:w="2268" w:type="dxa"/>
+          </w:tcPr>
+          <w:p>
+            <w:pPr>
+              <w:spacing w:after="0" w:line="240" w:lineRule="auto"/>
+            </w:pPr>
+            <w:r>
+              <w:rPr>
+                <w:rFonts w:ascii="Times New Roman" w:hAnsi="Times New Roman"/>
+                <w:sz w:val="22"/>
+              </w:rPr>
+              <w:t>1</w:t>
+            </w:r>
+          </w:p>
+        </w:tc>
+        <w:tc>
+          <w:tcPr>
+            <w:tcW w:w="2438" w:type="dxa"/>
+          </w:tcPr>
+          <w:p>
+            <w:pPr>
+              <w:spacing w:after="0" w:line="240" w:lineRule="auto"/>
+            </w:pPr>
+            <w:r>
+              <w:rPr>
+                <w:rFonts w:ascii="Times New Roman" w:hAnsi="Times New Roman"/>
+                <w:sz w:val="22"/>
+              </w:rPr>
+              <w:t>Файл № 45</w:t>
+            </w:r>
+          </w:p>
+        </w:tc>
+      </w:tr>
+      <w:tr>
+        <w:tblPrEx>
+          <w:tblCellMar>
+            <w:top w:w="0" w:type="dxa"/>
+            <w:bottom w:w="0" w:type="dxa"/>
+          </w:tblCellMar>
+        </w:tblPrEx>
+        <w:trPr>
+          <w:trHeight w:val="482"/>
+          <w:cantSplit/>
+          <w:cantSplit/>
+        </w:trPr>
+        <w:tc>
+          <w:tcPr>
+            <w:tcW w:w="567" w:type="dxa"/>
+          </w:tcPr>
+          <w:p>
+            <w:pPr>
+              <w:spacing w:after="0" w:line="240" w:lineRule="auto"/>
+            </w:pPr>
+            <w:r>
+              <w:rPr>
+                <w:rFonts w:ascii="Times New Roman" w:hAnsi="Times New Roman"/>
+                <w:sz w:val="22"/>
+              </w:rPr>
+              <w:t>22</w:t>
+            </w:r>
+          </w:p>
+        </w:tc>
+        <w:tc>
+          <w:tcPr>
+            <w:tcW w:w="4706" w:type="dxa"/>
+          </w:tcPr>
+          <w:p>
+            <w:pPr>
+              <w:spacing w:after="0" w:line="240" w:lineRule="auto"/>
+            </w:pPr>
+            <w:r>
+              <w:rPr>
+                <w:rFonts w:ascii="Times New Roman" w:hAnsi="Times New Roman"/>
+                <w:sz w:val="22"/>
+              </w:rPr>
+              <w:t>Акт приёма-передачи нежилого помещения</w:t>
+            </w:r>
+          </w:p>
+        </w:tc>
+        <w:tc>
+          <w:tcPr>
+            <w:tcW w:w="2268" w:type="dxa"/>
+          </w:tcPr>
+          <w:p>
+            <w:pPr>
+              <w:spacing w:after="0" w:line="240" w:lineRule="auto"/>
+            </w:pPr>
+            <w:r>
+              <w:rPr>
+                <w:rFonts w:ascii="Times New Roman" w:hAnsi="Times New Roman"/>
+                <w:sz w:val="22"/>
+              </w:rPr>
+              <w:t>1</w:t>
+            </w:r>
+          </w:p>
+        </w:tc>
+        <w:tc>
+          <w:tcPr>
+            <w:tcW w:w="2438" w:type="dxa"/>
+          </w:tcPr>
+          <w:p>
+            <w:pPr>
+              <w:spacing w:after="0" w:line="240" w:lineRule="auto"/>
+            </w:pPr>
+            <w:r>
+              <w:rPr>
+                <w:rFonts w:ascii="Times New Roman" w:hAnsi="Times New Roman"/>
+                <w:sz w:val="22"/>
+              </w:rPr>
+              <w:t>Файл № 46</w:t>
             </w:r>
           </w:p>
         </w:tc>
@@ -1133,12 +2110,15 @@
           </w:tcPr>
           <w:p>
             <w:pPr>
-              <w:jc w:val="center"/>
-              <w:rPr>
-                <w:sz w:val="24"/>
-                <w:szCs w:val="24"/>
-              </w:rPr>
-            </w:pPr>
+              <w:spacing w:after="0" w:line="240" w:lineRule="auto"/>
+            </w:pPr>
+            <w:r>
+              <w:rPr>
+                <w:rFonts w:ascii="Times New Roman" w:hAnsi="Times New Roman"/>
+                <w:sz w:val="22"/>
+              </w:rPr>
+              <w:t>22 (двадцать два)</w:t>
+            </w:r>
           </w:p>
         </w:tc>
         <w:tc>
@@ -1232,18 +2212,7 @@
         </w:rPr>
       </w:pPr>
       <w:r>
-        <w:rPr>
-          <w:sz w:val="24"/>
-          <w:szCs w:val="24"/>
-        </w:rPr>
-        <w:t xml:space="preserve">Количество листов внутренней описи  </w:t>
-      </w:r>
-      <w:r>
-        <w:rPr>
-          <w:rFonts w:ascii="Times New Roman" w:hAnsi="Times New Roman"/>
-          <w:sz w:val="24"/>
-        </w:rPr>
-        <w:t>1 (один)</w:t>
+        <w:t>Количество листов внутренней описи 2 (два)</w:t>
       </w:r>
     </w:p>
     <w:p>
